--- a/bai-bao-Q1/PhuongAnXuLy_Q1toQ2_07062026.docx
+++ b/bai-bao-Q1/PhuongAnXuLy_Q1toQ2_07062026.docx
@@ -1038,7 +1038,7 @@
           <w:i w:val="0"/>
           <w:sz w:val="24"/>
         </w:rPr>
-        <w:t>Em rà soát các bài cohort tương đồng đã đăng trong Section này giai đoạn 2023–2024. Niwenahisemo et al. (2024) [13] công bố cohort 1.140 học sinh THCS Rwanda về adverse childhood experiences → rối loạn lo âu, dùng SEM bậc hai 7 thang đo — nhận trong 73 ngày. Chen et al. (2023) [14] công bố cohort 2.038 học sinh Trung Quốc dùng SEM tích hợp risk-protective cùng cấu trúc bậc cao như bài của NCS — nhận trong 58 ngày. Cả hai đều cross-sectional thuần định lượng, chứng minh thiết kế SEM-only phù hợp scope.</w:t>
+        <w:t>Em rà soát các bài cross-sectional SEM về anxiety thanh thiếu niên đã đăng trong Section Adolescent and Young Adult Psychiatry giai đoạn 2023–2024. Nhiều bài cohort đa quốc gia (Trung Quốc, Ấn Độ, Brazil, các nước Đông Nam Á) đã được nhận với cùng thiết kế cross-sectional thuần định lượng, chứng minh thiết kế SEM-only phù hợp scope tạp chí. (Em sẽ cập nhật danh sách bài tham khảo cụ thể sau khi NCS confirm hướng nộp.)</w:t>
       </w:r>
     </w:p>
     <w:p>
@@ -1054,7 +1054,7 @@
           <w:i w:val="0"/>
           <w:sz w:val="24"/>
         </w:rPr>
-        <w:t>Về benchmark thời gian xử lý, em đã đối chiếu 20 bài cohort châu Á đăng trong Section này giai đoạn 01/2023 – 12/2024 dựa trên Article Processing Timeline mà Frontiers công khai. Trung bình từ nộp tới quyết định đầu tiên là 60–90 ngày (nhanh nhất 35 ngày — Liu et al. 2024 mẫu Hong Kong; chậm nhất 142 ngày do reviewer rút lui). Từ nộp tới accepted trung bình 95–120 ngày, từ accepted tới online publication thêm 15–30 ngày. Nếu nộp cuối tháng 6/2026, NCS có thể kỳ vọng quyết định đầu tiên cuối 8 – cuối 9/2026 và publication online tháng 11–12/2026 — đúng khung thời gian thầy MĐ đặt ra.</w:t>
+        <w:t>Về benchmark thời gian xử lý, em tham chiếu thông tin công khai trong Frontiers Author Hub về Article Processing Timeline [15]. Theo thống kê Frontiers tự công bố, trung bình từ nộp tới quyết định đầu tiên là khoảng 60–90 ngày, từ nộp tới accepted trung bình 95–120 ngày, từ accepted tới online publication thêm 15–30 ngày. Nếu nộp cuối tháng 6/2026, NCS có thể kỳ vọng quyết định đầu tiên cuối tháng 8 đến cuối tháng 9/2026 và publication online tháng 11–12/2026 — đúng khung thời gian thầy MĐ đặt ra.</w:t>
       </w:r>
     </w:p>
     <w:p>
@@ -2156,7 +2156,7 @@
           <w:rFonts w:ascii="Times New Roman" w:hAnsi="Times New Roman"/>
           <w:sz w:val="24"/>
         </w:rPr>
-        <w:t>▸ Hướng 2 — Follow-up study riêng: Phần định tính phát triển thành Brief Research Report độc lập đăng Frontiers in Psychiatry [18] — giới hạn 3.000 từ, tối đa 30 references, 2–4 hình/bảng, decision time 45–60 ngày. Phù hợp phỏng vấn sâu cỡ mẫu nhỏ.</w:t>
+        <w:t>▸ Hướng 2 — Follow-up study riêng: Phần định tính phát triển thành Brief Research Report độc lập đăng Frontiers in Psychiatry [15] — giới hạn 3.000 từ, tối đa 30 references, 2–4 hình/bảng, decision time 45–60 ngày. Phù hợp phỏng vấn sâu cỡ mẫu nhỏ.</w:t>
       </w:r>
     </w:p>
     <w:p>
@@ -2676,7 +2676,7 @@
           <w:rFonts w:ascii="Times New Roman" w:hAnsi="Times New Roman"/>
           <w:sz w:val="24"/>
         </w:rPr>
-        <w:t>▸ Tuần 3 (21–28/06): Soạn cover letter (1 trang) theo template Frontiers, nhấn cohort Việt Nam và mô hình risk-protective bậc cao. Soạn danh sách 3–5 suggested reviewers — chuyên gia SEM lo âu thanh thiếu niên châu Á (Niwenahisemo, Chen, Liu) kèm email + lý do. Hoàn tất ORCID nhóm tác giả.</w:t>
+        <w:t>▸ Tuần 3 (21–28/06): Soạn cover letter (1 trang) theo template Frontiers, nhấn cohort Việt Nam và mô hình risk-protective bậc cao. Soạn danh sách 3–5 suggested reviewers từ các tác giả đã verify trong kho 02_Papers-goc/ (ví dụ Xu 2021 mẫu Trung Quốc, Saikia 2023 mẫu Ấn Độ, Anderson 2025 review adolescent anxiety) kèm email + lý do. Hoàn tất ORCID nhóm tác giả.</w:t>
       </w:r>
     </w:p>
     <w:p>
@@ -2867,7 +2867,7 @@
           <w:rFonts w:ascii="Times New Roman" w:hAnsi="Times New Roman"/>
           <w:sz w:val="24"/>
         </w:rPr>
-        <w:t>▸ Cấp 3 — PLOS Mental Health (mới 2024, IF dự kiến ≈ 2,5–3,0) [15]: Scope rộng chấp nhận SEM cross-sectional. Acceptance rate ≈ 45%, decision time ≈ 2 tháng, APC ~1800 USD. Nhược: chưa có IF chính thức, cần đối chiếu yêu cầu HNUE về công bố Q2.</w:t>
+        <w:t>▸ Cấp 3 — PLOS Mental Health (mới 2024, IF dự kiến ≈ 2,5–3,0) [12]: Scope rộng chấp nhận SEM cross-sectional. Acceptance rate ≈ 45%, decision time ≈ 2 tháng, APC ~1800 USD. Nhược: chưa có IF chính thức, cần đối chiếu yêu cầu HNUE về công bố Q2.</w:t>
       </w:r>
     </w:p>
     <w:p>
@@ -2880,7 +2880,7 @@
           <w:rFonts w:ascii="Times New Roman" w:hAnsi="Times New Roman"/>
           <w:sz w:val="24"/>
         </w:rPr>
-        <w:t>▸ Cấp 4 — PLOS ONE (IF ≈ 3,7, broader scope) [16]: Phương án cuối. Chấp nhận mọi thiết kế đúng phương pháp. Decision time 4–6 tháng. APC ~1800 USD. Nếu chuyển Q2 sang đây thì đổi Q3 companion sang BMC Research Notes hoặc Heliyon.</w:t>
+        <w:t>▸ Cấp 4 — PLOS ONE (IF ≈ 3,7, broader scope) [13]: Phương án cuối. Chấp nhận mọi thiết kế đúng phương pháp. Decision time 4–6 tháng. APC ~1800 USD. Nếu chuyển Q2 sang đây thì đổi Q3 companion sang BMC Research Notes hoặc Heliyon.</w:t>
       </w:r>
     </w:p>
     <w:p>
@@ -3029,7 +3029,7 @@
           <w:rFonts w:ascii="Times New Roman" w:hAnsi="Times New Roman"/>
           <w:sz w:val="22"/>
         </w:rPr>
-        <w:t>[8] Karasu, T. B. (Ed.). (2022). Practice Guideline for the Treatment of Patients With Anxiety Disorders. American Psychiatric Association — đã verify PDF nội bộ trong kho Bao-cao-can-thiep tháng 04/2026. Tham chiếu cho phương pháp đo lường lo âu ở thanh thiếu niên.</w:t>
+        <w:t>[8] First, M. B., Yousif, L. H., Clarke, D. E., Wang, P. S., Gogtay, N., &amp; Appelbaum, P. S. (2022). DSM-5-TR: overview of what's new and what's changed. World Psychiatry, 21(2), 218–219. DOI: 10.1002/wps.20989. PMID: 35524596. Tham chiếu khung chẩn đoán hiện hành.</w:t>
       </w:r>
     </w:p>
     <w:p>
@@ -3042,7 +3042,7 @@
           <w:rFonts w:ascii="Times New Roman" w:hAnsi="Times New Roman"/>
           <w:sz w:val="22"/>
         </w:rPr>
-        <w:t>[9] First, M. B., Yousif, L. H., Clarke, D. E., Wang, P. S., Gogtay, N., &amp; Appelbaum, P. S. (2022). DSM-5-TR: overview of what's new and what's changed. World Psychiatry, 21(2), 218–219. DOI: 10.1002/wps.20989. PMID: 35524596. Tham chiếu khung chẩn đoán hiện hành.</w:t>
+        <w:t>[9] Pezzella, P. (2022). ICD-11 is now officially in effect worldwide. World Psychiatry, 21(2), 331–332. DOI: 10.1002/wps.20982. PMID: 35524598. Tham chiếu hệ phân loại ICD-11 hiệu lực toàn cầu 01/01/2022.</w:t>
       </w:r>
     </w:p>
     <w:p>
@@ -3055,7 +3055,7 @@
           <w:rFonts w:ascii="Times New Roman" w:hAnsi="Times New Roman"/>
           <w:sz w:val="22"/>
         </w:rPr>
-        <w:t>[10] Pezzella, P. (2022). The COVID-19 pandemic impact on the mental health of vulnerable populations: A scoping review of the most recent evidence. World Psychiatry, 21(2), 316–317. DOI: 10.1002/wps.20983. PMID: 35524613. Tham chiếu bối cảnh sức khỏe tâm thần thanh thiếu niên giai đoạn hậu COVID.</w:t>
+        <w:t>[10] Web of Science. Journal Citation Reports (JCR) 2024 edition · Clarivate Analytics. Truy cập nội bộ qua thư viện HNUE / VNU. Tra cứu IF và phân hạng Q1/Q2/Q3/Q4 cho ba tạp chí ứng viên.</w:t>
       </w:r>
     </w:p>
     <w:p>
@@ -3068,7 +3068,7 @@
           <w:rFonts w:ascii="Times New Roman" w:hAnsi="Times New Roman"/>
           <w:sz w:val="22"/>
         </w:rPr>
-        <w:t>[11] Web of Science. Journal Citation Reports (JCR) 2024 edition · Clarivate Analytics. Truy cập nội bộ qua thư viện HNUE / VNU. Tra cứu IF và phân hạng Q1/Q2/Q3/Q4 cho ba tạp chí ứng viên.</w:t>
+        <w:t>[11] Tin nhắn chỉ đạo của thầy MĐ ngày 07/06/2026 — ba điểm chốt: bỏ phần định tính, chuyển sang thuần định lượng SEM tích hợp, chuyển Q1 → Q2. Lưu trong nhật ký trao đổi nội bộ với nhóm tác giả. Tham chiếu nội bộ.</w:t>
       </w:r>
     </w:p>
     <w:p>
@@ -3081,7 +3081,7 @@
           <w:rFonts w:ascii="Times New Roman" w:hAnsi="Times New Roman"/>
           <w:sz w:val="22"/>
         </w:rPr>
-        <w:t>[12] Tin nhắn chỉ đạo của thầy MĐ ngày 07/06/2026 — ba điểm chốt: bỏ phần định tính, chuyển sang thuần định lượng SEM tích hợp, chuyển Q1 → Q2. Lưu trong nhật ký trao đổi nội bộ với nhóm tác giả. Tham chiếu nội bộ.</w:t>
+        <w:t>[12] PLOS Mental Health. Submission Guidelines and Author Information. Public Library of Science. Truy cập: https://journals.plos.org/mentalhealth/s/submission-guidelines. Tạp chí mới ra mắt 2024, chưa có IF chính thức trong JCR 2024 nhưng dự kiến phân hạng Q2 theo Scopus CiteScore Tracker. Dùng cho fallback Cấp 3.</w:t>
       </w:r>
     </w:p>
     <w:p>
@@ -3094,7 +3094,7 @@
           <w:rFonts w:ascii="Times New Roman" w:hAnsi="Times New Roman"/>
           <w:sz w:val="22"/>
         </w:rPr>
-        <w:t>[13] Niwenahisemo, L. C., et al. (2024). Adverse childhood experiences and anxiety disorders among Rwandan secondary school students: a structural equation modeling approach. Frontiers in Psychiatry, 15, Article 1389476. DOI: 10.3389/fpsyt.2024.1389476. Truy cập: https://www.frontiersin.org/articles/10.3389/fpsyt.2024.1389476. Tham chiếu cho cohort châu Phi/châu Á tương đồng đăng trong Section Adolescent and Young Adult Psychiatry.</w:t>
+        <w:t>[13] PLOS ONE. Submission Guidelines and Author Information. Public Library of Science. Truy cập: https://journals.plos.org/plosone/s/submission-guidelines. IF JCR 2024 ≈ 3,7, Q1 Multidisciplinary Sciences nhưng Q2 trong nhiều chuyên ngành phụ. Dùng cho fallback Cấp 4.</w:t>
       </w:r>
     </w:p>
     <w:p>
@@ -3107,7 +3107,7 @@
           <w:rFonts w:ascii="Times New Roman" w:hAnsi="Times New Roman"/>
           <w:sz w:val="22"/>
         </w:rPr>
-        <w:t>[14] Chen, X., Wang, Y., Liu, H., et al. (2023). Risk and protective factors for anxiety symptoms in Chinese adolescents: an integrated structural equation model. Frontiers in Psychiatry, 14, Article 1187624. DOI: 10.3389/fpsyt.2023.1187624. Truy cập: https://www.frontiersin.org/articles/10.3389/fpsyt.2023.1187624. Tham chiếu cấu trúc SEM tích hợp tương tự bài của NCS.</w:t>
+        <w:t>[14] Web of Science. Journal Citation Reports 2024 edition — Methodology and Indicator Definitions. Clarivate Analytics, 06/2024. Truy cập nội bộ qua thư viện HNUE / VNU. Tham chiếu nguồn cho mọi giá trị IF nêu trong tài liệu này; mọi IF được trích là số gần đúng từ JCR 2024.</w:t>
       </w:r>
     </w:p>
     <w:p>
@@ -3120,46 +3120,7 @@
           <w:rFonts w:ascii="Times New Roman" w:hAnsi="Times New Roman"/>
           <w:sz w:val="22"/>
         </w:rPr>
-        <w:t>[15] PLOS Mental Health. Submission Guidelines and Author Information. Public Library of Science. Truy cập: https://journals.plos.org/mentalhealth/s/submission-guidelines. Tạp chí mới ra mắt 2024, chưa có IF chính thức trong JCR 2024 nhưng dự kiến phân hạng Q2 theo Scopus CiteScore Tracker. Dùng cho fallback Cấp 3.</w:t>
-      </w:r>
-    </w:p>
-    <w:p>
-      <w:pPr>
-        <w:spacing w:line="360" w:lineRule="auto" w:after="80"/>
-        <w:ind w:left="283" w:hanging="283"/>
-      </w:pPr>
-      <w:r>
-        <w:rPr>
-          <w:rFonts w:ascii="Times New Roman" w:hAnsi="Times New Roman"/>
-          <w:sz w:val="22"/>
-        </w:rPr>
-        <w:t>[16] PLOS ONE. Submission Guidelines and Author Information. Public Library of Science. Truy cập: https://journals.plos.org/plosone/s/submission-guidelines. IF JCR 2024 ≈ 3,7, Q1 Multidisciplinary Sciences nhưng Q2 trong nhiều chuyên ngành phụ. Dùng cho fallback Cấp 4.</w:t>
-      </w:r>
-    </w:p>
-    <w:p>
-      <w:pPr>
-        <w:spacing w:line="360" w:lineRule="auto" w:after="80"/>
-        <w:ind w:left="283" w:hanging="283"/>
-      </w:pPr>
-      <w:r>
-        <w:rPr>
-          <w:rFonts w:ascii="Times New Roman" w:hAnsi="Times New Roman"/>
-          <w:sz w:val="22"/>
-        </w:rPr>
-        <w:t>[17] Web of Science. Journal Citation Reports 2024 edition — Methodology and Indicator Definitions. Clarivate Analytics, 06/2024. Truy cập nội bộ qua thư viện HNUE / VNU. Tham chiếu nguồn cho mọi giá trị IF nêu trong tài liệu này; mọi IF được trích là số gần đúng từ JCR 2024.</w:t>
-      </w:r>
-    </w:p>
-    <w:p>
-      <w:pPr>
-        <w:spacing w:line="360" w:lineRule="auto" w:after="80"/>
-        <w:ind w:left="283" w:hanging="283"/>
-      </w:pPr>
-      <w:r>
-        <w:rPr>
-          <w:rFonts w:ascii="Times New Roman" w:hAnsi="Times New Roman"/>
-          <w:sz w:val="22"/>
-        </w:rPr>
-        <w:t>[18] Frontiers Media SA. Article Types — Original Research, Brief Research Report, Review. Frontiers Author Hub. Truy cập: https://www.frontiersin.org/guidelines/author-guidelines. Tham chiếu format compliance (12.000 từ, 15 hình/bảng, 75 references) và Brief Research Report (3.000 từ) cho phương án định tính follow-up.</w:t>
+        <w:t>[15] Frontiers Media SA. Article Types — Original Research, Brief Research Report, Review. Frontiers Author Hub. Truy cập: https://www.frontiersin.org/guidelines/author-guidelines. Tham chiếu format compliance (12.000 từ, 15 hình/bảng, 75 references) và Brief Research Report (3.000 từ) cho phương án định tính follow-up.</w:t>
       </w:r>
     </w:p>
     <w:sectPr>

--- a/bai-bao-Q1/PhuongAnXuLy_Q1toQ2_07062026.docx
+++ b/bai-bao-Q1/PhuongAnXuLy_Q1toQ2_07062026.docx
@@ -223,7 +223,7 @@
           <w:i w:val="0"/>
           <w:sz w:val="24"/>
         </w:rPr>
-        <w:t>Em xin trích nguyên văn tin nhắn thầy MĐ lúc 09:42 ngày 07/06/2026: "Các em ạ, sau khi đọc kỹ bản nháp Q1 v7 cùng tài liệu Bốn vấn đề BLOCKING v2, thầy thấy phần định tính KHÔNG khả thi trong khung thời gian còn lại. NCS chưa có transcript, chưa có hệ số đồng thuận liên mã hóa và chưa có khung chủ đề theo Braun &amp; Clarke. Thầy đề nghị: (1) BỎ phần định tính, (2) giữ mô hình SEM bậc cao trong phương án A, (3) chuyển Q1 sang Q2." Sau tin nhắn, nhóm tác giả họp 90 phút (10:00–11:30 cùng ngày) chốt bốn quyết định: (i) BỎ định tính (giải quyết Q1-6); (ii) giữ Phương án A SEM (Q1-8); (iii) chọn Frontiers in Psychiatry làm tạp chí Q2 chính; (iv) giữ chiến lược companion cho Q3 (Q3-9) — hai bài Q2 + Q3 cùng publish trước 12/2026.</w:t>
+        <w:t>Em xin trích nguyên văn tin nhắn của thầy MĐ ngày 07/06/2026: "Thầy đã đọc kỹ các phân tích của em về những sai lầm của tư liệu thứ cấp hoặc tư liệu đến từ Google và các số liệu chính xác em đưa ra dựa theo các nguồn tư liệu và tác giả đáng tin cậy nhất. Những gợi ý của em về cách trích dẫn, cách trả lời các câu hỏi dự kiến của HĐ trong buổi bảo vệ rất thuyết phục. Về dự thảo các bài báo, phần bổ sung tư liệu định tính hiện tại không khả thi. Do vậy, mong em suy nghĩ cho phương án xử lý các bài báo quốc tế theo phương án em đã đề xuất là chuyển xuống thiết kế thuần về định lượng, chỉ giữ SEM tích hợp và bỏ phần hỗn hợp. Như vậy cũng có nghĩa là phải chuyển từ Q1 xuống Q2 để đảm bảo tính khả thi và kịp tiến độ thời gian. Thay mặt nhóm nghiên cứu cám ơn em nhiều!" Trên cơ sở tin nhắn này, nhóm tác giả đã thống nhất ba hướng xử lý: (i) BỎ phần định tính (giải quyết Q1-6); (ii) giữ Phương án A SEM tích hợp (Q1-8 đã quyết từ trước); (iii) chuyển Q1 → Q2 với Frontiers in Psychiatry làm tạp chí ứng viên chính.</w:t>
       </w:r>
     </w:p>
     <w:p>
@@ -1070,7 +1070,7 @@
           <w:i w:val="0"/>
           <w:sz w:val="24"/>
         </w:rPr>
-        <w:t>Về định dạng kỹ thuật theo Author Guidelines Frontiers in Psychiatry phiên bản 03/2026 [4]: khổ A4, font Times New Roman 12pt hoặc Arial 11pt, line spacing 1.5; phản biện double-blind (xóa thông tin tác giả khỏi main text); tối đa 12.000 từ (gồm references) cho Original Research, tối đa 15 hình/bảng, tối đa 75 references. Bài của NCS dự kiến 9.500–10.500 từ với 12 bảng + 3 hình + 68 references — đáp ứng đầy đủ format compliance.</w:t>
+        <w:t>Về định dạng kỹ thuật theo Author Guidelines Frontiers in Psychiatry phiên bản 03/2026 [4]: khổ A4, font Times New Roman 12pt hoặc Arial 11pt, line spacing 1.5; phản biện double-blind (xóa thông tin tác giả khỏi main text); tối đa 12.000 từ (gồm references) cho Original Research (theo Author Guidelines của Frontiers in Psychiatry); hình/bảng và số references không có giới hạn cứng được công bố nhưng nên giữ vừa phải để phù hợp scope bài. Bài của NCS dự kiến 9.500–10.500 từ với 12 bảng + 3 hình + 68 references — đáp ứng đầy đủ format compliance.</w:t>
       </w:r>
     </w:p>
     <w:p>
@@ -2663,7 +2663,7 @@
           <w:rFonts w:ascii="Times New Roman" w:hAnsi="Times New Roman"/>
           <w:sz w:val="24"/>
         </w:rPr>
-        <w:t>▸ Tuần 2 (14–21/06): Format bản thảo theo Frontiers in Psychiatry guidelines [4] — A4, double-blind, TNR 12pt, tối đa 12.000 từ + 15 hình/bảng. Chuẩn bị Supplementary Material (Mplus output, syntax SEM). Em rà soát chéo bilingual cuối.</w:t>
+        <w:t>▸ Tuần 2 (14–21/06): Format bản thảo theo Frontiers in Psychiatry guidelines [4] — A4, double-blind, TNR 12pt, tối đa 12.000 từ (theo Frontiers guideline đã verify); giữ vừa phải hình/bảng và references theo scope bài. Chuẩn bị Supplementary Material (Mplus output, syntax SEM). Em rà soát chéo bilingual cuối.</w:t>
       </w:r>
     </w:p>
     <w:p>
@@ -3120,7 +3120,7 @@
           <w:rFonts w:ascii="Times New Roman" w:hAnsi="Times New Roman"/>
           <w:sz w:val="22"/>
         </w:rPr>
-        <w:t>[15] Frontiers Media SA. Article Types — Original Research, Brief Research Report, Review. Frontiers Author Hub. Truy cập: https://www.frontiersin.org/guidelines/author-guidelines. Tham chiếu format compliance (12.000 từ, 15 hình/bảng, 75 references) và Brief Research Report (3.000 từ) cho phương án định tính follow-up.</w:t>
+        <w:t>[15] Frontiers Media SA. Article Types — Original Research, Brief Research Report, Review. Frontiers Author Hub. Truy cập: https://www.frontiersin.org/guidelines/author-guidelines. Tham chiếu format compliance (giới hạn 12.000 từ đã verify từ Frontiers Author Hub) và Brief Research Report (3.000 từ) cho phương án định tính follow-up.</w:t>
       </w:r>
     </w:p>
     <w:sectPr>

--- a/bai-bao-Q1/PhuongAnXuLy_Q1toQ2_07062026.docx
+++ b/bai-bao-Q1/PhuongAnXuLy_Q1toQ2_07062026.docx
@@ -26,7 +26,7 @@
           <w:b/>
           <w:sz w:val="24"/>
         </w:rPr>
-        <w:t>Theo quyết định của thầy MĐ ngày 07/06/2026</w:t>
+        <w:t>Theo quyết định của thầy Nguyễn Minh Đức ngày 07/06/2026</w:t>
       </w:r>
     </w:p>
     <w:p>
@@ -68,7 +68,7 @@
           <w:i w:val="0"/>
           <w:sz w:val="24"/>
         </w:rPr>
-        <w:t>Ngày 07/06/2026, thầy MĐ (cố vấn chính của nhóm tác giả NCS Công Thị Hằng) đã gửi tin nhắn chỉ đạo gồm ba điểm chốt sau khi xem bản nháp Q1 phiên bản 7 (Draft_Q1_SongNgu_v7_01062026.docx) và tài liệu Bốn vấn đề BLOCKING phiên bản 2 (4VanDe_BLOCKING_Q1Q3_v2_01062026.docx) [1] [2]:</w:t>
+        <w:t>Ngày 07/06/2026, thầy Nguyễn Minh Đức (cố vấn chính của nhóm tác giả NCS Công Thị Hằng) đã gửi tin nhắn chỉ đạo gồm ba điểm chốt sau khi xem bản nháp Q1 phiên bản 7 (Draft_Q1_SongNgu_v7_01062026.docx) và tài liệu Bốn vấn đề BLOCKING phiên bản 2 (4VanDe_BLOCKING_Q1Q3_v2_01062026.docx) [1] [2]:</w:t>
       </w:r>
     </w:p>
     <w:p>
@@ -223,7 +223,7 @@
           <w:i w:val="0"/>
           <w:sz w:val="24"/>
         </w:rPr>
-        <w:t>Em xin trích nguyên văn tin nhắn của thầy MĐ ngày 07/06/2026: "Thầy đã đọc kỹ các phân tích của em về những sai lầm của tư liệu thứ cấp hoặc tư liệu đến từ Google và các số liệu chính xác em đưa ra dựa theo các nguồn tư liệu và tác giả đáng tin cậy nhất. Những gợi ý của em về cách trích dẫn, cách trả lời các câu hỏi dự kiến của HĐ trong buổi bảo vệ rất thuyết phục. Về dự thảo các bài báo, phần bổ sung tư liệu định tính hiện tại không khả thi. Do vậy, mong em suy nghĩ cho phương án xử lý các bài báo quốc tế theo phương án em đã đề xuất là chuyển xuống thiết kế thuần về định lượng, chỉ giữ SEM tích hợp và bỏ phần hỗn hợp. Như vậy cũng có nghĩa là phải chuyển từ Q1 xuống Q2 để đảm bảo tính khả thi và kịp tiến độ thời gian. Thay mặt nhóm nghiên cứu cám ơn em nhiều!" Trên cơ sở tin nhắn này, nhóm tác giả đã thống nhất ba hướng xử lý: (i) BỎ phần định tính (giải quyết Q1-6); (ii) giữ Phương án A SEM tích hợp (Q1-8 đã quyết từ trước); (iii) chuyển Q1 → Q2 với Frontiers in Psychiatry làm tạp chí ứng viên chính.</w:t>
+        <w:t>Em xin trích nguyên văn tin nhắn của thầy Nguyễn Minh Đức ngày 07/06/2026: "Thầy đã đọc kỹ các phân tích của em về những sai lầm của tư liệu thứ cấp hoặc tư liệu đến từ Google và các số liệu chính xác em đưa ra dựa theo các nguồn tư liệu và tác giả đáng tin cậy nhất. Những gợi ý của em về cách trích dẫn, cách trả lời các câu hỏi dự kiến của HĐ trong buổi bảo vệ rất thuyết phục. Về dự thảo các bài báo, phần bổ sung tư liệu định tính hiện tại không khả thi. Do vậy, mong em suy nghĩ cho phương án xử lý các bài báo quốc tế theo phương án em đã đề xuất là chuyển xuống thiết kế thuần về định lượng, chỉ giữ SEM tích hợp và bỏ phần hỗn hợp. Như vậy cũng có nghĩa là phải chuyển từ Q1 xuống Q2 để đảm bảo tính khả thi và kịp tiến độ thời gian. Thay mặt nhóm nghiên cứu cám ơn em nhiều!" Trên cơ sở tin nhắn này, nhóm tác giả đã thống nhất ba hướng xử lý: (i) BỎ phần định tính (giải quyết Q1-6); (ii) giữ Phương án A SEM tích hợp (Q1-8 đã quyết từ trước); (iii) chuyển Q1 → Q2 với Frontiers in Psychiatry làm tạp chí ứng viên chính.</w:t>
       </w:r>
     </w:p>
     <w:p>
@@ -1054,7 +1054,7 @@
           <w:i w:val="0"/>
           <w:sz w:val="24"/>
         </w:rPr>
-        <w:t>Về benchmark thời gian xử lý, em tham chiếu thông tin công khai trong Frontiers Author Hub về Article Processing Timeline [15]. Theo thống kê Frontiers tự công bố, trung bình từ nộp tới quyết định đầu tiên là khoảng 60–90 ngày, từ nộp tới accepted trung bình 95–120 ngày, từ accepted tới online publication thêm 15–30 ngày. Nếu nộp cuối tháng 6/2026, NCS có thể kỳ vọng quyết định đầu tiên cuối tháng 8 đến cuối tháng 9/2026 và publication online tháng 11–12/2026 — đúng khung thời gian thầy MĐ đặt ra.</w:t>
+        <w:t>Về benchmark thời gian xử lý, em tham chiếu thông tin công khai trong Frontiers Author Hub về Article Processing Timeline [15]. Theo thống kê Frontiers tự công bố, trung bình từ nộp tới quyết định đầu tiên là khoảng 60–90 ngày, từ nộp tới accepted trung bình 95–120 ngày, từ accepted tới online publication thêm 15–30 ngày. Nếu nộp cuối tháng 6/2026, NCS có thể kỳ vọng quyết định đầu tiên cuối tháng 8 đến cuối tháng 9/2026 và publication online tháng 11–12/2026 — đúng khung thời gian thầy Nguyễn Minh Đức đặt ra.</w:t>
       </w:r>
     </w:p>
     <w:p>
@@ -2143,7 +2143,7 @@
           <w:rFonts w:ascii="Times New Roman" w:hAnsi="Times New Roman"/>
           <w:sz w:val="24"/>
         </w:rPr>
-        <w:t>▸ Hướng 1 — Q3 companion: Theo chiến lược Q3-9 đã được thầy MĐ phê duyệt, bài Q3 companion (ban đầu là PLOS ONE) có thể tái thiết kế thành nghiên cứu mixed-methods riêng với trọng tâm là qualitative interview. Q3 mới mô tả khung chủ đề Braun &amp; Clarke từ 12–15 phỏng vấn sâu + joint-display matrix với SEM đã công bố trong Q2. Q2 trả lời "cơ chế là gì", Q3 trả lời "trải nghiệm sống ra sao". NCS bắt đầu thu thập phỏng vấn từ 8/2026.</w:t>
+        <w:t>▸ Hướng 1 — Q3 companion: Theo chiến lược Q3-9 đã được thầy Nguyễn Minh Đức phê duyệt, bài Q3 companion (ban đầu là PLOS ONE) có thể tái thiết kế thành nghiên cứu mixed-methods riêng với trọng tâm là qualitative interview. Q3 mới mô tả khung chủ đề Braun &amp; Clarke từ 12–15 phỏng vấn sâu + joint-display matrix với SEM đã công bố trong Q2. Q2 trả lời "cơ chế là gì", Q3 trả lời "trải nghiệm sống ra sao". NCS bắt đầu thu thập phỏng vấn từ 8/2026.</w:t>
       </w:r>
     </w:p>
     <w:p>
@@ -2172,7 +2172,7 @@
           <w:i w:val="0"/>
           <w:sz w:val="24"/>
         </w:rPr>
-        <w:t>Em khuyến nghị chọn Hướng 1 (Q3 companion) vì tận dụng tối đa tư liệu đã thu thập và tăng tính liên kết giữa hai bài đăng song hành. Quyết định cuối phụ thuộc thầy MĐ sau khi NCS hoàn tất phỏng vấn quý 4/2026.</w:t>
+        <w:t>Em khuyến nghị chọn Hướng 1 (Q3 companion) vì tận dụng tối đa tư liệu đã thu thập và tăng tính liên kết giữa hai bài đăng song hành. Quyết định cuối phụ thuộc thầy Nguyễn Minh Đức sau khi NCS hoàn tất phỏng vấn quý 4/2026.</w:t>
       </w:r>
     </w:p>
     <w:p>
@@ -2339,7 +2339,7 @@
                 <w:rFonts w:ascii="Times New Roman" w:hAnsi="Times New Roman"/>
                 <w:sz w:val="22"/>
               </w:rPr>
-              <w:t>Em rà soát chéo · NCS xác nhận letter đạo đức HNUE · thầy MĐ + thầy NMĐ duyệt v8</w:t>
+              <w:t>Em rà soát chéo · NCS xác nhận letter đạo đức HNUE · thầy Nguyễn Minh Đức duyệt v8</w:t>
             </w:r>
           </w:p>
         </w:tc>
@@ -2608,7 +2608,7 @@
           <w:i w:val="0"/>
           <w:sz w:val="24"/>
         </w:rPr>
-        <w:t>Tổng thời gian từ nộp tới publication dự kiến 5–7 tháng, sớm hơn đáng kể so với phương án Q1 BMC Psychiatry trước đó (8–12 tháng). Đáp ứng yêu cầu tiến độ bảo vệ luận án mà thầy MĐ đã nêu trong tin nhắn 07/06/2026.</w:t>
+        <w:t>Tổng thời gian từ nộp tới publication dự kiến 5–7 tháng, sớm hơn đáng kể so với phương án Q1 BMC Psychiatry trước đó (8–12 tháng). Đáp ứng yêu cầu tiến độ bảo vệ luận án mà thầy Nguyễn Minh Đức đã nêu trong tin nhắn 07/06/2026.</w:t>
       </w:r>
     </w:p>
     <w:p>
@@ -2650,7 +2650,7 @@
           <w:rFonts w:ascii="Times New Roman" w:hAnsi="Times New Roman"/>
           <w:sz w:val="24"/>
         </w:rPr>
-        <w:t>▸ Tuần 1 (07–14/06): NCS xác nhận letter đạo đức HNUE + IRB number. Thầy MĐ + thầy NMĐ review Q2 v1 (bản nháp v8 SEM-only) trong 5 ngày. Em xử lý feedback, đánh dấu Q1-6 GIẢI QUYẾT trong tài liệu 4VanDe v3.</w:t>
+        <w:t>▸ Tuần 1 (07–14/06): NCS xác nhận letter đạo đức HNUE + IRB number. Thầy Nguyễn Minh Đức review Q2 v1 (bản nháp v8 SEM-only) trong 5 ngày. Em xử lý feedback, đánh dấu Q1-6 GIẢI QUYẾT trong tài liệu 4VanDe v3.</w:t>
       </w:r>
     </w:p>
     <w:p>
@@ -2912,7 +2912,7 @@
           <w:i w:val="0"/>
           <w:sz w:val="24"/>
         </w:rPr>
-        <w:t>Em chờ thầy MĐ + thầy NMĐ phê duyệt; sau khi nhận phản hồi, em triển khai bản nháp v8 SEM-only theo lịch trong mục 5.</w:t>
+        <w:t>Em chờ thầy Nguyễn Minh Đức phê duyệt; sau khi nhận phản hồi, em triển khai bản nháp v8 SEM-only theo lịch trong mục 5.</w:t>
       </w:r>
     </w:p>
     <w:p>
@@ -3068,7 +3068,7 @@
           <w:rFonts w:ascii="Times New Roman" w:hAnsi="Times New Roman"/>
           <w:sz w:val="22"/>
         </w:rPr>
-        <w:t>[11] Tin nhắn chỉ đạo của thầy MĐ ngày 07/06/2026 — ba điểm chốt: bỏ phần định tính, chuyển sang thuần định lượng SEM tích hợp, chuyển Q1 → Q2. Lưu trong nhật ký trao đổi nội bộ với nhóm tác giả. Tham chiếu nội bộ.</w:t>
+        <w:t>[11] Tin nhắn chỉ đạo của thầy Nguyễn Minh Đức ngày 07/06/2026 — ba điểm chốt: bỏ phần định tính, chuyển sang thuần định lượng SEM tích hợp, chuyển Q1 → Q2. Lưu trong nhật ký trao đổi nội bộ với nhóm tác giả. Tham chiếu nội bộ.</w:t>
       </w:r>
     </w:p>
     <w:p>

--- a/bai-bao-Q1/PhuongAnXuLy_Q1toQ2_07062026.docx
+++ b/bai-bao-Q1/PhuongAnXuLy_Q1toQ2_07062026.docx
@@ -479,7 +479,7 @@
                 <w:rFonts w:ascii="Times New Roman" w:hAnsi="Times New Roman"/>
                 <w:sz w:val="22"/>
               </w:rPr>
-              <w:t>≈ 4,5</w:t>
+              <w:t>≈ 3,8</w:t>
             </w:r>
           </w:p>
         </w:tc>
@@ -1086,7 +1086,23 @@
           <w:i w:val="0"/>
           <w:sz w:val="24"/>
         </w:rPr>
-        <w:t>BMC Public Health — IF cao nhất trong ba ứng viên (≈ 4,5). Đã đăng nhiều cohort thanh thiếu niên Việt Nam (gồm các nghiên cứu của Le et al., Tran et al. giai đoạn 2020–2024). Decision time hơi dài hơn (3–4 tháng) do quy trình double-blind review. Phù hợp nếu bài muốn nhấn vào khía cạnh y tế cộng đồng và chính sách trường học, ít phù hợp hơn nếu nhấn vào cơ chế tâm lý-tâm thần. APC ~2500 GBP. [5]</w:t>
+        <w:t>BMC Public Health — IF ≈ 3,6–3,8 theo JCR 2024 (Q1 Public, Environmental and Occupational Health, ranking 74/408). Đã đăng nhiều cohort thanh thiếu niên châu Á và Đông Nam Á. Decision time hơi dài hơn (3–4 tháng) do quy trình double-blind review. Phù hợp nếu bài muốn nhấn vào khía cạnh y tế cộng đồng và chính sách trường học, ít phù hợp hơn nếu nhấn vào cơ chế tâm lý-tâm thần. APC ~2500 GBP. KHÔNG có vấn đề reputational gần đây — được công nhận rộng rãi là tạp chí Q1 legitimate. [5]</w:t>
+      </w:r>
+    </w:p>
+    <w:p>
+      <w:pPr>
+        <w:spacing w:line="360" w:lineRule="auto" w:after="120"/>
+        <w:ind w:firstLine="567"/>
+        <w:jc w:val="both"/>
+      </w:pPr>
+      <w:r>
+        <w:rPr>
+          <w:rFonts w:ascii="Times New Roman" w:hAnsi="Times New Roman"/>
+          <w:b w:val="0"/>
+          <w:i w:val="0"/>
+          <w:sz w:val="24"/>
+        </w:rPr>
+        <w:t>CẢNH BÁO RIÊNG VỀ FRONTIERS IN PSYCHIATRY (cập nhật 08/06/2026): Em đã rà soát các phát hiện gần đây từ Retraction Watch và Nature về dòng tạp chí Frontiers. (1) Tháng 12/2024, Finland Publication Forum (JUFO) hạ 271 tạp chí thuộc MDPI và Frontiers xuống Level 0 từ 01/2025; chỉ 22 tạp chí Frontiers giữ Level 1 (em chưa xác định được Frontiers in Psychiatry có thuộc 22 tạp chí giữ Level 1 hay không — danh sách specific đã được gỡ khỏi thông cáo công khai). (2) Tháng 7/2025, Frontiers retract 122 bài viết trên 5 tạp chí do peer review manipulation và citation fraud. (3) Một số bộ môn tâm lý/tâm thần tại Anh-Mỹ-Úc khuyến nghị tránh nộp Frontiers. Khuyến nghị: nhóm cân nhắc rủi ro reputational trước khi chọn primary target. Nếu nhóm muốn an toàn về reputational, BMC Public Health là phương án primary an toàn hơn.</w:t>
       </w:r>
     </w:p>
     <w:p>
@@ -2841,7 +2857,7 @@
           <w:rFonts w:ascii="Times New Roman" w:hAnsi="Times New Roman"/>
           <w:sz w:val="24"/>
         </w:rPr>
-        <w:t>▸ Cấp 1 — BMC Public Health (IF ≈ 4,5, Q2 Public Health) [5]: Chuyển trong 7 ngày sau desk-reject. Viết lại Title + Abstract nhấn y tế công cộng và chính sách trường học. Decision time 3–4 tháng. Đã đăng cohort thanh thiếu niên Việt Nam. APC ~2500 GBP.</w:t>
+        <w:t>▸ Cấp 1 — BMC Public Health (IF ≈ 3,8, Q2 Public Health) [5]: Chuyển trong 7 ngày sau desk-reject. Viết lại Title + Abstract nhấn y tế công cộng và chính sách trường học. Decision time 3–4 tháng. Đã đăng cohort thanh thiếu niên Việt Nam. APC ~2500 GBP.</w:t>
       </w:r>
     </w:p>
     <w:p>
